--- a/technical_protection_of_information/практики/1/2026/Документы/10. Договор аренды нежилого помещения.docx
+++ b/technical_protection_of_information/практики/1/2026/Документы/10. Договор аренды нежилого помещения.docx
@@ -67,7 +67,7 @@
           <w:i w:val="0"/>
           <w:sz w:val="28"/>
         </w:rPr>
-        <w:t>1.1. Арендодатель передаёт, а Арендатор принимает в аренду нежилое помещение общей площадью 92 м² (офис 301) по адресу: 344000, г. Ростов-на-Дону, пр. Стачки, д. 25, для размещения офиса и осуществления деятельности по технической защите конфиденциальной информации.</w:t>
+        <w:t>1.1. Арендодатель передаёт, а Арендатор принимает в аренду нежилое помещение общей площадью 96,80 м² (офис 301) по адресу: 344000, г. Ростов-на-Дону, пр. Стачки, д. 25, для размещения офиса и осуществления деятельности по технической защите конфиденциальной информации.</w:t>
       </w:r>
     </w:p>
     <w:p>
@@ -275,6 +275,11 @@
         </w:tc>
       </w:tr>
     </w:tbl>
+    <w:p>
+      <w:r>
+        <w:t>Приложение к договору: экспликация ПЛ-01 (документ № 40), помещения 01–08, полезная площадь 96,80 м². Передача оформляется актом АП-02 от 01.09.2026 (документ № 46). Габарит внутри наружных стен 12,00 × 8,40 м включает 4,00 м² внутренних перегородок.</w:t>
+      </w:r>
+    </w:p>
     <w:sectPr>
       <w:pgSz w:w="12240" w:h="15840"/>
       <w:pgMar w:top="1134" w:right="850" w:bottom="1134" w:left="1417" w:header="720" w:footer="720" w:gutter="0"/>
